--- a/Лабораторная_работа_7.docx
+++ b/Лабораторная_работа_7.docx
@@ -28,9 +28,21 @@
           <w:sz w:val="42"/>
           <w:szCs w:val="42"/>
           <w:rtl w:val="0"/>
-          <w:lang w:val="en-US"/>
-        </w:rPr>
-        <w:t>6 Docker basics</w:t>
+          <w:lang w:val="ru-RU"/>
+        </w:rPr>
+        <w:t>7</w:t>
+      </w:r>
+      <w:r>
+        <w:rPr>
+          <w:rFonts w:ascii="Liberation Sans" w:cs="Liberation Sans" w:hAnsi="Liberation Sans" w:eastAsia="Liberation Sans"/>
+          <w:b w:val="1"/>
+          <w:bCs w:val="1"/>
+          <w:sz w:val="42"/>
+          <w:szCs w:val="42"/>
+          <w:rtl w:val="0"/>
+          <w:lang w:val="en-US"/>
+        </w:rPr>
+        <w:t xml:space="preserve"> Docker basics</w:t>
       </w:r>
     </w:p>
     <w:p>
@@ -983,6 +995,12 @@
     <w:p>
       <w:pPr>
         <w:pStyle w:val="Основной текст A"/>
+        <w:spacing w:before="240" w:after="140"/>
+      </w:pPr>
+    </w:p>
+    <w:p>
+      <w:pPr>
+        <w:pStyle w:val="Основной текст A"/>
         <w:spacing w:after="140"/>
       </w:pPr>
       <w:r>
@@ -1121,187 +1139,169 @@
         <w:pStyle w:val="Основной текст A"/>
         <w:spacing w:after="140"/>
       </w:pPr>
+      <w:r>
+        <w:rPr>
+          <w:rFonts w:ascii="Liberation Sans" w:cs="Liberation Sans" w:hAnsi="Liberation Sans" w:eastAsia="Liberation Sans"/>
+          <w:sz w:val="24"/>
+          <w:szCs w:val="24"/>
+          <w:rtl w:val="0"/>
+          <w:lang w:val="en-US"/>
+        </w:rPr>
+        <w:t xml:space="preserve">Контейнер </w:t>
+      </w:r>
+      <w:r>
+        <w:rPr>
+          <w:rFonts w:ascii="Liberation Sans" w:cs="Liberation Sans" w:hAnsi="Liberation Sans" w:eastAsia="Liberation Sans"/>
+          <w:sz w:val="24"/>
+          <w:szCs w:val="24"/>
+          <w:rtl w:val="0"/>
+          <w:lang w:val="en-US"/>
+        </w:rPr>
+        <w:t xml:space="preserve">nginx-cont </w:t>
+      </w:r>
+      <w:r>
+        <w:rPr>
+          <w:rFonts w:ascii="Liberation Sans" w:cs="Liberation Sans" w:hAnsi="Liberation Sans" w:eastAsia="Liberation Sans"/>
+          <w:sz w:val="24"/>
+          <w:szCs w:val="24"/>
+          <w:rtl w:val="0"/>
+          <w:lang w:val="en-US"/>
+        </w:rPr>
+        <w:t>успешно запущен</w:t>
+      </w:r>
+      <w:r>
+        <w:rPr>
+          <w:rFonts w:ascii="Liberation Sans" w:cs="Liberation Sans" w:hAnsi="Liberation Sans" w:eastAsia="Liberation Sans"/>
+          <w:sz w:val="24"/>
+          <w:szCs w:val="24"/>
+          <w:rtl w:val="0"/>
+          <w:lang w:val="en-US"/>
+        </w:rPr>
+        <w:t xml:space="preserve">. </w:t>
+      </w:r>
+      <w:r>
+        <w:rPr>
+          <w:rFonts w:ascii="Liberation Sans" w:cs="Liberation Sans" w:hAnsi="Liberation Sans" w:eastAsia="Liberation Sans"/>
+          <w:sz w:val="24"/>
+          <w:szCs w:val="24"/>
+          <w:rtl w:val="0"/>
+          <w:lang w:val="en-US"/>
+        </w:rPr>
+        <w:t xml:space="preserve">Команда </w:t>
+      </w:r>
+      <w:r>
+        <w:rPr>
+          <w:rFonts w:ascii="Liberation Sans" w:cs="Liberation Sans" w:hAnsi="Liberation Sans" w:eastAsia="Liberation Sans"/>
+          <w:sz w:val="24"/>
+          <w:szCs w:val="24"/>
+          <w:rtl w:val="0"/>
+          <w:lang w:val="en-US"/>
+        </w:rPr>
+        <w:t xml:space="preserve">docker ps </w:t>
+      </w:r>
+      <w:r>
+        <w:rPr>
+          <w:rFonts w:ascii="Liberation Sans" w:cs="Liberation Sans" w:hAnsi="Liberation Sans" w:eastAsia="Liberation Sans"/>
+          <w:sz w:val="24"/>
+          <w:szCs w:val="24"/>
+          <w:rtl w:val="0"/>
+          <w:lang w:val="en-US"/>
+        </w:rPr>
+        <w:t xml:space="preserve">показала публикацию порта </w:t>
+      </w:r>
+      <w:r>
+        <w:rPr>
+          <w:rFonts w:ascii="Liberation Sans" w:cs="Liberation Sans" w:hAnsi="Liberation Sans" w:eastAsia="Liberation Sans"/>
+          <w:sz w:val="24"/>
+          <w:szCs w:val="24"/>
+          <w:rtl w:val="0"/>
+          <w:lang w:val="en-US"/>
+        </w:rPr>
+        <w:t xml:space="preserve">0.0.0.0:54321 -&gt; 80/tcp. </w:t>
+      </w:r>
+      <w:r>
+        <w:rPr>
+          <w:rFonts w:ascii="Liberation Sans" w:cs="Liberation Sans" w:hAnsi="Liberation Sans" w:eastAsia="Liberation Sans"/>
+          <w:sz w:val="24"/>
+          <w:szCs w:val="24"/>
+          <w:rtl w:val="0"/>
+          <w:lang w:val="en-US"/>
+        </w:rPr>
+        <w:t xml:space="preserve">Запрос к адресу </w:t>
+      </w:r>
+      <w:r>
+        <w:rPr>
+          <w:rFonts w:ascii="Liberation Sans" w:cs="Liberation Sans" w:hAnsi="Liberation Sans" w:eastAsia="Liberation Sans"/>
+          <w:sz w:val="24"/>
+          <w:szCs w:val="24"/>
+          <w:rtl w:val="0"/>
+          <w:lang w:val="en-US"/>
+        </w:rPr>
+        <w:t xml:space="preserve">http://localhost:54321 </w:t>
+      </w:r>
+      <w:r>
+        <w:rPr>
+          <w:rFonts w:ascii="Liberation Sans" w:cs="Liberation Sans" w:hAnsi="Liberation Sans" w:eastAsia="Liberation Sans"/>
+          <w:sz w:val="24"/>
+          <w:szCs w:val="24"/>
+          <w:rtl w:val="0"/>
+          <w:lang w:val="en-US"/>
+        </w:rPr>
+        <w:t xml:space="preserve">вернул страницу с текстом «Привет из </w:t>
+      </w:r>
+      <w:r>
+        <w:rPr>
+          <w:rFonts w:ascii="Liberation Sans" w:cs="Liberation Sans" w:hAnsi="Liberation Sans" w:eastAsia="Liberation Sans"/>
+          <w:sz w:val="24"/>
+          <w:szCs w:val="24"/>
+          <w:rtl w:val="0"/>
+          <w:lang w:val="en-US"/>
+        </w:rPr>
+        <w:t>Docker!</w:t>
+      </w:r>
+      <w:r>
+        <w:rPr>
+          <w:rFonts w:ascii="Liberation Sans" w:cs="Liberation Sans" w:hAnsi="Liberation Sans" w:eastAsia="Liberation Sans"/>
+          <w:sz w:val="24"/>
+          <w:szCs w:val="24"/>
+          <w:rtl w:val="0"/>
+          <w:lang w:val="en-US"/>
+        </w:rPr>
+        <w:t>»</w:t>
+      </w:r>
+      <w:r>
+        <w:rPr>
+          <w:rFonts w:ascii="Liberation Sans" w:cs="Liberation Sans" w:hAnsi="Liberation Sans" w:eastAsia="Liberation Sans"/>
+          <w:sz w:val="24"/>
+          <w:szCs w:val="24"/>
+          <w:rtl w:val="0"/>
+          <w:lang w:val="en-US"/>
+        </w:rPr>
+        <w:t xml:space="preserve">. </w:t>
+      </w:r>
+      <w:r>
+        <w:rPr>
+          <w:rFonts w:ascii="Liberation Sans" w:cs="Liberation Sans" w:hAnsi="Liberation Sans" w:eastAsia="Liberation Sans"/>
+          <w:sz w:val="24"/>
+          <w:szCs w:val="24"/>
+        </w:rPr>
+        <w:br w:type="page"/>
+      </w:r>
     </w:p>
     <w:p>
       <w:pPr>
         <w:pStyle w:val="Основной текст A"/>
         <w:spacing w:after="140"/>
       </w:pPr>
-    </w:p>
-    <w:p>
-      <w:pPr>
-        <w:pStyle w:val="Основной текст A"/>
-        <w:spacing w:after="140"/>
-      </w:pPr>
-    </w:p>
-    <w:p>
-      <w:pPr>
-        <w:pStyle w:val="Основной текст A"/>
-        <w:spacing w:after="140"/>
-      </w:pPr>
-      <w:r>
-        <w:rPr>
-          <w:rFonts w:ascii="Liberation Sans" w:cs="Liberation Sans" w:hAnsi="Liberation Sans" w:eastAsia="Liberation Sans"/>
-          <w:sz w:val="24"/>
-          <w:szCs w:val="24"/>
-          <w:rtl w:val="0"/>
-          <w:lang w:val="en-US"/>
-        </w:rPr>
-        <w:t xml:space="preserve">Контейнер </w:t>
-      </w:r>
-      <w:r>
-        <w:rPr>
-          <w:rFonts w:ascii="Liberation Sans" w:cs="Liberation Sans" w:hAnsi="Liberation Sans" w:eastAsia="Liberation Sans"/>
-          <w:sz w:val="24"/>
-          <w:szCs w:val="24"/>
-          <w:rtl w:val="0"/>
-          <w:lang w:val="en-US"/>
-        </w:rPr>
-        <w:t xml:space="preserve">nginx-cont </w:t>
-      </w:r>
-      <w:r>
-        <w:rPr>
-          <w:rFonts w:ascii="Liberation Sans" w:cs="Liberation Sans" w:hAnsi="Liberation Sans" w:eastAsia="Liberation Sans"/>
-          <w:sz w:val="24"/>
-          <w:szCs w:val="24"/>
-          <w:rtl w:val="0"/>
-          <w:lang w:val="en-US"/>
-        </w:rPr>
-        <w:t>успешно запущен</w:t>
-      </w:r>
-      <w:r>
-        <w:rPr>
-          <w:rFonts w:ascii="Liberation Sans" w:cs="Liberation Sans" w:hAnsi="Liberation Sans" w:eastAsia="Liberation Sans"/>
-          <w:sz w:val="24"/>
-          <w:szCs w:val="24"/>
-          <w:rtl w:val="0"/>
-          <w:lang w:val="en-US"/>
-        </w:rPr>
-        <w:t xml:space="preserve">. </w:t>
-      </w:r>
-      <w:r>
-        <w:rPr>
-          <w:rFonts w:ascii="Liberation Sans" w:cs="Liberation Sans" w:hAnsi="Liberation Sans" w:eastAsia="Liberation Sans"/>
-          <w:sz w:val="24"/>
-          <w:szCs w:val="24"/>
-          <w:rtl w:val="0"/>
-          <w:lang w:val="en-US"/>
-        </w:rPr>
-        <w:t xml:space="preserve">Команда </w:t>
-      </w:r>
-      <w:r>
-        <w:rPr>
-          <w:rFonts w:ascii="Liberation Sans" w:cs="Liberation Sans" w:hAnsi="Liberation Sans" w:eastAsia="Liberation Sans"/>
-          <w:sz w:val="24"/>
-          <w:szCs w:val="24"/>
-          <w:rtl w:val="0"/>
-          <w:lang w:val="en-US"/>
-        </w:rPr>
-        <w:t xml:space="preserve">docker ps </w:t>
-      </w:r>
-      <w:r>
-        <w:rPr>
-          <w:rFonts w:ascii="Liberation Sans" w:cs="Liberation Sans" w:hAnsi="Liberation Sans" w:eastAsia="Liberation Sans"/>
-          <w:sz w:val="24"/>
-          <w:szCs w:val="24"/>
-          <w:rtl w:val="0"/>
-          <w:lang w:val="en-US"/>
-        </w:rPr>
-        <w:t xml:space="preserve">показала публикацию порта </w:t>
-      </w:r>
-      <w:r>
-        <w:rPr>
-          <w:rFonts w:ascii="Liberation Sans" w:cs="Liberation Sans" w:hAnsi="Liberation Sans" w:eastAsia="Liberation Sans"/>
-          <w:sz w:val="24"/>
-          <w:szCs w:val="24"/>
-          <w:rtl w:val="0"/>
-          <w:lang w:val="en-US"/>
-        </w:rPr>
-        <w:t xml:space="preserve">0.0.0.0:54321 -&gt; 80/tcp. </w:t>
-      </w:r>
-      <w:r>
-        <w:rPr>
-          <w:rFonts w:ascii="Liberation Sans" w:cs="Liberation Sans" w:hAnsi="Liberation Sans" w:eastAsia="Liberation Sans"/>
-          <w:sz w:val="24"/>
-          <w:szCs w:val="24"/>
-          <w:rtl w:val="0"/>
-          <w:lang w:val="en-US"/>
-        </w:rPr>
-        <w:t xml:space="preserve">Запрос к адресу </w:t>
-      </w:r>
-      <w:r>
-        <w:rPr>
-          <w:rFonts w:ascii="Liberation Sans" w:cs="Liberation Sans" w:hAnsi="Liberation Sans" w:eastAsia="Liberation Sans"/>
-          <w:sz w:val="24"/>
-          <w:szCs w:val="24"/>
-          <w:rtl w:val="0"/>
-          <w:lang w:val="en-US"/>
-        </w:rPr>
-        <w:t xml:space="preserve">http://localhost:54321 </w:t>
-      </w:r>
-      <w:r>
-        <w:rPr>
-          <w:rFonts w:ascii="Liberation Sans" w:cs="Liberation Sans" w:hAnsi="Liberation Sans" w:eastAsia="Liberation Sans"/>
-          <w:sz w:val="24"/>
-          <w:szCs w:val="24"/>
-          <w:rtl w:val="0"/>
-          <w:lang w:val="en-US"/>
-        </w:rPr>
-        <w:t xml:space="preserve">вернул страницу с текстом «Привет из </w:t>
-      </w:r>
-      <w:r>
-        <w:rPr>
-          <w:rFonts w:ascii="Liberation Sans" w:cs="Liberation Sans" w:hAnsi="Liberation Sans" w:eastAsia="Liberation Sans"/>
-          <w:sz w:val="24"/>
-          <w:szCs w:val="24"/>
-          <w:rtl w:val="0"/>
-          <w:lang w:val="en-US"/>
-        </w:rPr>
-        <w:t>Docker!</w:t>
-      </w:r>
-      <w:r>
-        <w:rPr>
-          <w:rFonts w:ascii="Liberation Sans" w:cs="Liberation Sans" w:hAnsi="Liberation Sans" w:eastAsia="Liberation Sans"/>
-          <w:sz w:val="24"/>
-          <w:szCs w:val="24"/>
-          <w:rtl w:val="0"/>
-          <w:lang w:val="en-US"/>
-        </w:rPr>
-        <w:t>»</w:t>
-      </w:r>
-      <w:r>
-        <w:rPr>
-          <w:rFonts w:ascii="Liberation Sans" w:cs="Liberation Sans" w:hAnsi="Liberation Sans" w:eastAsia="Liberation Sans"/>
-          <w:sz w:val="24"/>
-          <w:szCs w:val="24"/>
-          <w:rtl w:val="0"/>
-          <w:lang w:val="en-US"/>
-        </w:rPr>
-        <w:t xml:space="preserve">. </w:t>
-      </w:r>
-      <w:r>
-        <w:rPr>
-          <w:rFonts w:ascii="Liberation Sans" w:cs="Liberation Sans" w:hAnsi="Liberation Sans" w:eastAsia="Liberation Sans"/>
-          <w:sz w:val="24"/>
-          <w:szCs w:val="24"/>
-        </w:rPr>
-        <w:br w:type="page"/>
-      </w:r>
-    </w:p>
-    <w:p>
-      <w:pPr>
-        <w:pStyle w:val="Основной текст A"/>
-        <w:spacing w:after="140"/>
-      </w:pPr>
       <w:r>
         <w:drawing xmlns:a="http://schemas.openxmlformats.org/drawingml/2006/main">
           <wp:anchor distT="152400" distB="152400" distL="152400" distR="152400" simplePos="0" relativeHeight="251659264" behindDoc="0" locked="0" layoutInCell="1" allowOverlap="1">
             <wp:simplePos x="0" y="0"/>
             <wp:positionH relativeFrom="page">
-              <wp:posOffset>704214</wp:posOffset>
+              <wp:posOffset>851534</wp:posOffset>
             </wp:positionH>
             <wp:positionV relativeFrom="page">
-              <wp:posOffset>165258</wp:posOffset>
+              <wp:posOffset>279558</wp:posOffset>
             </wp:positionV>
             <wp:extent cx="6363971" cy="3977482"/>
             <wp:effectExtent l="0" t="0" r="0" b="0"/>
@@ -1358,12 +1358,12 @@
           <wp:anchor distT="152400" distB="152400" distL="152400" distR="152400" simplePos="0" relativeHeight="251660288" behindDoc="0" locked="0" layoutInCell="1" allowOverlap="1">
             <wp:simplePos x="0" y="0"/>
             <wp:positionH relativeFrom="page">
-              <wp:posOffset>1238250</wp:posOffset>
+              <wp:posOffset>1150620</wp:posOffset>
             </wp:positionH>
             <wp:positionV relativeFrom="page">
-              <wp:posOffset>4323079</wp:posOffset>
+              <wp:posOffset>4419600</wp:posOffset>
             </wp:positionV>
-            <wp:extent cx="5295900" cy="2209800"/>
+            <wp:extent cx="5562600" cy="2324100"/>
             <wp:effectExtent l="0" t="0" r="0" b="0"/>
             <wp:wrapThrough wrapText="bothSides" distL="152400" distR="152400">
               <wp:wrapPolygon edited="1">
@@ -1396,7 +1396,7 @@
                   <pic:spPr>
                     <a:xfrm>
                       <a:off x="0" y="0"/>
-                      <a:ext cx="5295900" cy="2209800"/>
+                      <a:ext cx="5562600" cy="2324100"/>
                     </a:xfrm>
                     <a:prstGeom prst="rect">
                       <a:avLst/>
@@ -1418,10 +1418,10 @@
           <wp:anchor distT="152400" distB="152400" distL="152400" distR="152400" simplePos="0" relativeHeight="251661312" behindDoc="0" locked="0" layoutInCell="1" allowOverlap="1">
             <wp:simplePos x="0" y="0"/>
             <wp:positionH relativeFrom="page">
-              <wp:posOffset>704214</wp:posOffset>
+              <wp:posOffset>577214</wp:posOffset>
             </wp:positionH>
             <wp:positionV relativeFrom="page">
-              <wp:posOffset>6814997</wp:posOffset>
+              <wp:posOffset>7128509</wp:posOffset>
             </wp:positionV>
             <wp:extent cx="6363971" cy="2584908"/>
             <wp:effectExtent l="0" t="0" r="0" b="0"/>
